--- a/Инструкция по запуску.docx
+++ b/Инструкция по запуску.docx
@@ -31,10 +31,75 @@
         <w:rPr>
           <w:lang w:val="en-US"/>
         </w:rPr>
-        <w:t xml:space="preserve">share </w:t>
+        <w:t>share</w:t>
+      </w:r>
+      <w:r>
+        <w:t xml:space="preserve"> </w:t>
       </w:r>
       <w:r>
         <w:t xml:space="preserve">и запустить </w:t>
+      </w:r>
+    </w:p>
+    <w:p>
+      <w:r>
+        <w:t xml:space="preserve">Затем через </w:t>
+      </w:r>
+      <w:r>
+        <w:t xml:space="preserve">редактор </w:t>
+      </w:r>
+      <w:r>
+        <w:t>надо скачать библиотеки, а именно:</w:t>
+      </w:r>
+    </w:p>
+    <w:p>
+      <w:r>
+        <w:t>pip install pymupdf</w:t>
+      </w:r>
+    </w:p>
+    <w:p>
+      <w:pPr>
+        <w:rPr>
+          <w:lang w:val="en-US"/>
+        </w:rPr>
+      </w:pPr>
+      <w:r>
+        <w:rPr>
+          <w:lang w:val="en-US"/>
+        </w:rPr>
+        <w:t>pip install python-docx</w:t>
+      </w:r>
+    </w:p>
+    <w:p>
+      <w:r>
+        <w:rPr>
+          <w:lang w:val="en-US"/>
+        </w:rPr>
+        <w:t>pip install pandas openpyxl</w:t>
+      </w:r>
+    </w:p>
+    <w:p>
+      <w:r>
+        <w:t xml:space="preserve">Так же перейти по ссылке: </w:t>
+      </w:r>
+      <w:hyperlink r:id="rId4" w:history="1">
+        <w:r>
+          <w:rPr>
+            <w:rStyle w:val="ac"/>
+          </w:rPr>
+          <w:t>https://github.com/UB-Mannheim/tesseract/wiki</w:t>
+        </w:r>
+      </w:hyperlink>
+      <w:r>
+        <w:t xml:space="preserve"> скачать тессеракт и после ввести команду</w:t>
+      </w:r>
+      <w:r>
+        <w:t xml:space="preserve"> в редакторе</w:t>
+      </w:r>
+      <w:r>
+        <w:t xml:space="preserve"> </w:t>
+      </w:r>
+      <w:r>
+        <w:t>pip install pytesseract pillow</w:t>
       </w:r>
     </w:p>
     <w:sectPr>
@@ -648,7 +713,6 @@
   <w:style w:type="character" w:default="1" w:styleId="a0">
     <w:name w:val="Default Paragraph Font"/>
     <w:uiPriority w:val="1"/>
-    <w:semiHidden/>
     <w:unhideWhenUsed/>
   </w:style>
   <w:style w:type="table" w:default="1" w:styleId="a1">
@@ -960,6 +1024,29 @@
       <w:smallCaps/>
       <w:color w:val="0F4761" w:themeColor="accent1" w:themeShade="BF"/>
       <w:spacing w:val="5"/>
+    </w:rPr>
+  </w:style>
+  <w:style w:type="character" w:styleId="ac">
+    <w:name w:val="Hyperlink"/>
+    <w:basedOn w:val="a0"/>
+    <w:uiPriority w:val="99"/>
+    <w:unhideWhenUsed/>
+    <w:rsid w:val="00BE35CE"/>
+    <w:rPr>
+      <w:color w:val="467886" w:themeColor="hyperlink"/>
+      <w:u w:val="single"/>
+    </w:rPr>
+  </w:style>
+  <w:style w:type="character" w:styleId="ad">
+    <w:name w:val="Unresolved Mention"/>
+    <w:basedOn w:val="a0"/>
+    <w:uiPriority w:val="99"/>
+    <w:semiHidden/>
+    <w:unhideWhenUsed/>
+    <w:rsid w:val="00BE35CE"/>
+    <w:rPr>
+      <w:color w:val="605E5C"/>
+      <w:shd w:val="clear" w:color="auto" w:fill="E1DFDD"/>
     </w:rPr>
   </w:style>
 </w:styles>
